--- a/public/downloads/2026行動通訊實務競賽-提案企劃書(空).docx
+++ b/public/downloads/2026行動通訊實務競賽-提案企劃書(空).docx
@@ -259,12 +259,21 @@
             <w:pPr>
               <w:spacing w:line="240" w:lineRule="auto"/>
               <w:rPr>
+                <w:rFonts w:ascii="標楷體" w:eastAsia="標楷體" w:hAnsi="標楷體"/>
+                <w:color w:val="ADADAD" w:themeColor="background2" w:themeShade="BF"/>
+                <w:sz w:val="22"/>
+                <w:szCs w:val="22"/>
+              </w:rPr>
+            </w:pPr>
+            <w:r>
+              <w:rPr>
                 <w:rFonts w:ascii="標楷體" w:eastAsia="標楷體" w:hAnsi="標楷體" w:hint="eastAsia"/>
                 <w:color w:val="ADADAD" w:themeColor="background2" w:themeShade="BF"/>
                 <w:sz w:val="22"/>
                 <w:szCs w:val="22"/>
               </w:rPr>
-            </w:pPr>
+              <w:t>先選擇競賽主題，再選擇</w:t>
+            </w:r>
             <w:r>
               <w:rPr>
                 <w:rFonts w:ascii="標楷體" w:eastAsia="標楷體" w:hAnsi="標楷體" w:hint="eastAsia"/>
@@ -272,7 +281,7 @@
                 <w:sz w:val="22"/>
                 <w:szCs w:val="22"/>
               </w:rPr>
-              <w:t>先選擇競賽主題，再選擇</w:t>
+              <w:t>該</w:t>
             </w:r>
             <w:r>
               <w:rPr>
@@ -281,7 +290,7 @@
                 <w:sz w:val="22"/>
                 <w:szCs w:val="22"/>
               </w:rPr>
-              <w:t>該</w:t>
+              <w:t>主題項下的題目主軸與開發平台，擇一</w:t>
             </w:r>
             <w:r>
               <w:rPr>
@@ -290,7 +299,7 @@
                 <w:sz w:val="22"/>
                 <w:szCs w:val="22"/>
               </w:rPr>
-              <w:t>主題項下的題目主軸與開發平台，擇一</w:t>
+              <w:t>勾選</w:t>
             </w:r>
             <w:r>
               <w:rPr>
@@ -299,15 +308,6 @@
                 <w:sz w:val="22"/>
                 <w:szCs w:val="22"/>
               </w:rPr>
-              <w:t>勾選</w:t>
-            </w:r>
-            <w:r>
-              <w:rPr>
-                <w:rFonts w:ascii="標楷體" w:eastAsia="標楷體" w:hAnsi="標楷體" w:hint="eastAsia"/>
-                <w:color w:val="ADADAD" w:themeColor="background2" w:themeShade="BF"/>
-                <w:sz w:val="22"/>
-                <w:szCs w:val="22"/>
-              </w:rPr>
               <w:t>參加：</w:t>
             </w:r>
           </w:p>
@@ -336,7 +336,27 @@
                 <w:sz w:val="28"/>
                 <w:szCs w:val="28"/>
               </w:rPr>
-              <w:t>智慧節能與物聯網應用</w:t>
+              <w:t>智慧節能</w:t>
+            </w:r>
+            <w:proofErr w:type="gramStart"/>
+            <w:r>
+              <w:rPr>
+                <w:rFonts w:ascii="標楷體" w:eastAsia="標楷體" w:hAnsi="標楷體"/>
+                <w:color w:val="0000FF"/>
+                <w:sz w:val="28"/>
+                <w:szCs w:val="28"/>
+              </w:rPr>
+              <w:t>與物聯網</w:t>
+            </w:r>
+            <w:proofErr w:type="gramEnd"/>
+            <w:r>
+              <w:rPr>
+                <w:rFonts w:ascii="標楷體" w:eastAsia="標楷體" w:hAnsi="標楷體"/>
+                <w:color w:val="0000FF"/>
+                <w:sz w:val="28"/>
+                <w:szCs w:val="28"/>
+              </w:rPr>
+              <w:t>應用</w:t>
             </w:r>
             <w:r>
               <w:rPr>
@@ -360,7 +380,21 @@
               <w:rPr>
                 <w:rFonts w:ascii="標楷體" w:eastAsia="標楷體" w:hAnsi="標楷體" w:hint="eastAsia"/>
               </w:rPr>
-              <w:t>□題目主軸一、智慧節能或低軌衛星物聯網的應用</w:t>
+              <w:t>□題目主軸一、智慧節能或低軌</w:t>
+            </w:r>
+            <w:proofErr w:type="gramStart"/>
+            <w:r>
+              <w:rPr>
+                <w:rFonts w:ascii="標楷體" w:eastAsia="標楷體" w:hAnsi="標楷體" w:hint="eastAsia"/>
+              </w:rPr>
+              <w:t>衛星物聯網</w:t>
+            </w:r>
+            <w:proofErr w:type="gramEnd"/>
+            <w:r>
+              <w:rPr>
+                <w:rFonts w:ascii="標楷體" w:eastAsia="標楷體" w:hAnsi="標楷體" w:hint="eastAsia"/>
+              </w:rPr>
+              <w:t>的應用</w:t>
             </w:r>
             <w:r>
               <w:rPr>
@@ -427,7 +461,21 @@
               <w:rPr>
                 <w:rFonts w:ascii="標楷體" w:eastAsia="標楷體" w:hAnsi="標楷體" w:hint="eastAsia"/>
               </w:rPr>
-              <w:t>□題目主軸二、智慧物聯網技術開發</w:t>
+              <w:t>□題目主軸二、</w:t>
+            </w:r>
+            <w:proofErr w:type="gramStart"/>
+            <w:r>
+              <w:rPr>
+                <w:rFonts w:ascii="標楷體" w:eastAsia="標楷體" w:hAnsi="標楷體" w:hint="eastAsia"/>
+              </w:rPr>
+              <w:t>智慧物聯網</w:t>
+            </w:r>
+            <w:proofErr w:type="gramEnd"/>
+            <w:r>
+              <w:rPr>
+                <w:rFonts w:ascii="標楷體" w:eastAsia="標楷體" w:hAnsi="標楷體" w:hint="eastAsia"/>
+              </w:rPr>
+              <w:t>技術開發</w:t>
             </w:r>
           </w:p>
           <w:p>
@@ -1667,19 +1715,28 @@
     </w:tbl>
     <w:p>
       <w:pPr>
-        <w:spacing w:before="240" w:after="240" w:line="240" w:lineRule="auto"/>
+        <w:spacing w:before="240" w:after="240" w:line="240" w:lineRule="exact"/>
         <w:rPr>
           <w:rFonts w:ascii="Times New Roman" w:eastAsia="標楷體" w:hAnsi="Times New Roman" w:cs="Times New Roman"/>
           <w:color w:val="000000"/>
         </w:rPr>
       </w:pPr>
       <w:bookmarkStart w:id="1" w:name="_Hlk169537144"/>
+      <w:proofErr w:type="gramStart"/>
       <w:r>
         <w:rPr>
           <w:rFonts w:ascii="Times New Roman" w:eastAsia="標楷體" w:hAnsi="Times New Roman" w:cs="Times New Roman" w:hint="eastAsia"/>
           <w:color w:val="000000"/>
         </w:rPr>
-        <w:t>＊備註：</w:t>
+        <w:t>＊</w:t>
+      </w:r>
+      <w:proofErr w:type="gramEnd"/>
+      <w:r>
+        <w:rPr>
+          <w:rFonts w:ascii="Times New Roman" w:eastAsia="標楷體" w:hAnsi="Times New Roman" w:cs="Times New Roman" w:hint="eastAsia"/>
+          <w:color w:val="000000"/>
+        </w:rPr>
+        <w:t>備註：</w:t>
       </w:r>
     </w:p>
     <w:bookmarkEnd w:id="1"/>
@@ -1690,65 +1747,37 @@
           <w:ilvl w:val="0"/>
           <w:numId w:val="7"/>
         </w:numPr>
-        <w:spacing w:before="240" w:after="240" w:line="240" w:lineRule="auto"/>
+        <w:spacing w:before="240" w:after="240" w:line="240" w:lineRule="exact"/>
         <w:ind w:leftChars="0"/>
         <w:rPr>
-          <w:rFonts w:ascii="Times New Roman" w:eastAsia="標楷體" w:hAnsi="Times New Roman" w:cs="Times New Roman"/>
-          <w:color w:val="000000"/>
-        </w:rPr>
-      </w:pPr>
-      <w:r>
-        <w:rPr>
-          <w:rFonts w:ascii="Times New Roman" w:eastAsia="標楷體" w:hAnsi="Times New Roman" w:cs="Times New Roman"/>
-          <w:color w:val="000000"/>
-        </w:rPr>
-        <w:t>文件規格：版面為</w:t>
-      </w:r>
-      <w:r>
-        <w:rPr>
-          <w:rFonts w:ascii="Times New Roman" w:eastAsia="標楷體" w:hAnsi="Times New Roman" w:cs="Times New Roman"/>
-          <w:color w:val="000000"/>
-        </w:rPr>
-        <w:t>A4</w:t>
-      </w:r>
-      <w:r>
-        <w:rPr>
-          <w:rFonts w:ascii="Times New Roman" w:eastAsia="標楷體" w:hAnsi="Times New Roman" w:cs="Times New Roman"/>
-          <w:color w:val="000000"/>
-        </w:rPr>
-        <w:t>直式，企劃書最多不得超過</w:t>
-      </w:r>
-      <w:r>
-        <w:rPr>
-          <w:rFonts w:ascii="Times New Roman" w:eastAsia="標楷體" w:hAnsi="Times New Roman" w:cs="Times New Roman"/>
-          <w:color w:val="000000"/>
-        </w:rPr>
-        <w:t>10</w:t>
-      </w:r>
-      <w:r>
-        <w:rPr>
-          <w:rFonts w:ascii="Times New Roman" w:eastAsia="標楷體" w:hAnsi="Times New Roman" w:cs="Times New Roman"/>
-          <w:color w:val="000000"/>
-        </w:rPr>
-        <w:t>頁，並請</w:t>
-      </w:r>
-      <w:r>
-        <w:rPr>
-          <w:rFonts w:ascii="Times New Roman" w:eastAsia="標楷體" w:hAnsi="Times New Roman" w:cs="Times New Roman" w:hint="eastAsia"/>
+          <w:rFonts w:ascii="標楷體" w:eastAsia="標楷體" w:hAnsi="標楷體" w:cs="Times New Roman"/>
+          <w:color w:val="000000"/>
+        </w:rPr>
+      </w:pPr>
+      <w:r>
+        <w:rPr>
+          <w:rFonts w:ascii="標楷體" w:eastAsia="標楷體" w:hAnsi="標楷體" w:cs="Times New Roman"/>
+          <w:color w:val="000000"/>
+        </w:rPr>
+        <w:t>文件規格：版面為A4直式，企劃書最多不得超過10頁，並請</w:t>
+      </w:r>
+      <w:r>
+        <w:rPr>
+          <w:rFonts w:ascii="標楷體" w:eastAsia="標楷體" w:hAnsi="標楷體" w:cs="Times New Roman" w:hint="eastAsia"/>
           <w:color w:val="000000"/>
         </w:rPr>
         <w:t>另存為</w:t>
       </w:r>
       <w:r>
         <w:rPr>
-          <w:rFonts w:ascii="Times New Roman" w:eastAsia="標楷體" w:hAnsi="Times New Roman" w:cs="Times New Roman"/>
+          <w:rFonts w:ascii="標楷體" w:eastAsia="標楷體" w:hAnsi="標楷體" w:cs="Times New Roman"/>
           <w:color w:val="000000"/>
         </w:rPr>
         <w:t>PDF</w:t>
       </w:r>
       <w:r>
         <w:rPr>
-          <w:rFonts w:ascii="Times New Roman" w:eastAsia="標楷體" w:hAnsi="Times New Roman" w:cs="Times New Roman" w:hint="eastAsia"/>
+          <w:rFonts w:ascii="標楷體" w:eastAsia="標楷體" w:hAnsi="標楷體" w:cs="Times New Roman" w:hint="eastAsia"/>
           <w:color w:val="000000"/>
         </w:rPr>
         <w:t>檔案上傳。</w:t>
@@ -1761,145 +1790,103 @@
           <w:ilvl w:val="0"/>
           <w:numId w:val="7"/>
         </w:numPr>
-        <w:spacing w:before="240" w:after="240" w:line="240" w:lineRule="auto"/>
+        <w:spacing w:before="240" w:after="240" w:line="240" w:lineRule="exact"/>
         <w:ind w:leftChars="0"/>
         <w:rPr>
-          <w:rFonts w:ascii="Times New Roman" w:eastAsia="標楷體" w:hAnsi="Times New Roman" w:cs="Times New Roman"/>
-          <w:color w:val="000000"/>
-        </w:rPr>
-      </w:pPr>
-      <w:r>
-        <w:rPr>
-          <w:rFonts w:ascii="Times New Roman" w:eastAsia="標楷體" w:hAnsi="Times New Roman" w:cs="Times New Roman"/>
+          <w:rFonts w:ascii="標楷體" w:eastAsia="標楷體" w:hAnsi="標楷體" w:cs="Times New Roman"/>
+          <w:color w:val="000000"/>
+        </w:rPr>
+      </w:pPr>
+      <w:r>
+        <w:rPr>
+          <w:rFonts w:ascii="標楷體" w:eastAsia="標楷體" w:hAnsi="標楷體" w:cs="Times New Roman"/>
           <w:color w:val="000000"/>
         </w:rPr>
         <w:t>請依提案企劃書</w:t>
       </w:r>
       <w:r>
         <w:rPr>
-          <w:rFonts w:ascii="Times New Roman" w:eastAsia="標楷體" w:hAnsi="Times New Roman" w:cs="Times New Roman" w:hint="eastAsia"/>
+          <w:rFonts w:ascii="標楷體" w:eastAsia="標楷體" w:hAnsi="標楷體" w:cs="Times New Roman" w:hint="eastAsia"/>
           <w:color w:val="000000"/>
         </w:rPr>
         <w:t>內容</w:t>
       </w:r>
       <w:r>
         <w:rPr>
-          <w:rFonts w:ascii="Times New Roman" w:eastAsia="標楷體" w:hAnsi="Times New Roman" w:cs="Times New Roman"/>
+          <w:rFonts w:ascii="標楷體" w:eastAsia="標楷體" w:hAnsi="標楷體" w:cs="Times New Roman"/>
           <w:color w:val="000000"/>
         </w:rPr>
         <w:t>格式</w:t>
       </w:r>
       <w:r>
         <w:rPr>
-          <w:rFonts w:ascii="Times New Roman" w:eastAsia="標楷體" w:hAnsi="Times New Roman" w:cs="Times New Roman" w:hint="eastAsia"/>
-          <w:color w:val="000000"/>
-        </w:rPr>
-        <w:t>-</w:t>
-      </w:r>
-      <w:r>
-        <w:rPr>
-          <w:rFonts w:ascii="Times New Roman" w:eastAsia="標楷體" w:hAnsi="Times New Roman" w:cs="Times New Roman" w:hint="eastAsia"/>
-          <w:color w:val="000000"/>
-        </w:rPr>
-        <w:t>團隊名稱、提案作品名稱、提案作品說明</w:t>
-      </w:r>
-      <w:r>
-        <w:rPr>
-          <w:rFonts w:ascii="Times New Roman" w:eastAsia="標楷體" w:hAnsi="Times New Roman" w:cs="Times New Roman" w:hint="eastAsia"/>
-          <w:color w:val="000000"/>
-        </w:rPr>
-        <w:t>(</w:t>
-      </w:r>
-      <w:r>
-        <w:rPr>
-          <w:rFonts w:ascii="Times New Roman" w:eastAsia="標楷體" w:hAnsi="Times New Roman" w:cs="Times New Roman" w:hint="eastAsia"/>
-          <w:color w:val="000000"/>
-        </w:rPr>
-        <w:t>包含背景與動機、問題分析、解決方案設計與構想、作品雛型設計、作品創新性、可行性與商機、團隊介紹等</w:t>
-      </w:r>
-      <w:r>
-        <w:rPr>
-          <w:rFonts w:ascii="Times New Roman" w:eastAsia="標楷體" w:hAnsi="Times New Roman" w:cs="Times New Roman" w:hint="eastAsia"/>
-          <w:color w:val="000000"/>
-        </w:rPr>
-        <w:t>)</w:t>
-      </w:r>
-      <w:r>
-        <w:rPr>
-          <w:rFonts w:ascii="Times New Roman" w:eastAsia="標楷體" w:hAnsi="Times New Roman" w:cs="Times New Roman"/>
+          <w:rFonts w:ascii="標楷體" w:eastAsia="標楷體" w:hAnsi="標楷體" w:cs="Times New Roman" w:hint="eastAsia"/>
+          <w:color w:val="000000"/>
+        </w:rPr>
+        <w:t>-團隊名稱、提案作品名稱、提案作品說明(包含背景與動機、問題分析、解決方案設計與構想、作品雛型設計、作品創新性、可行性與商機、團隊介紹等)</w:t>
+      </w:r>
+      <w:r>
+        <w:rPr>
+          <w:rFonts w:ascii="標楷體" w:eastAsia="標楷體" w:hAnsi="標楷體" w:cs="Times New Roman"/>
           <w:color w:val="000000"/>
         </w:rPr>
         <w:t>撰寫初賽</w:t>
       </w:r>
       <w:r>
         <w:rPr>
-          <w:rFonts w:ascii="Times New Roman" w:eastAsia="標楷體" w:hAnsi="Times New Roman" w:cs="Times New Roman" w:hint="eastAsia"/>
+          <w:rFonts w:ascii="標楷體" w:eastAsia="標楷體" w:hAnsi="標楷體" w:cs="Times New Roman" w:hint="eastAsia"/>
           <w:color w:val="000000"/>
         </w:rPr>
         <w:t>提案</w:t>
       </w:r>
       <w:r>
         <w:rPr>
-          <w:rFonts w:ascii="Times New Roman" w:eastAsia="標楷體" w:hAnsi="Times New Roman" w:cs="Times New Roman"/>
-          <w:color w:val="000000"/>
-        </w:rPr>
-        <w:t>簡報</w:t>
-      </w:r>
-      <w:r>
-        <w:rPr>
-          <w:rFonts w:ascii="Times New Roman" w:eastAsia="標楷體" w:hAnsi="Times New Roman" w:cs="Times New Roman"/>
-          <w:color w:val="000000"/>
-        </w:rPr>
-        <w:t>PPT</w:t>
-      </w:r>
-      <w:r>
-        <w:rPr>
-          <w:rFonts w:ascii="Times New Roman" w:eastAsia="標楷體" w:hAnsi="Times New Roman" w:cs="Times New Roman" w:hint="eastAsia"/>
+          <w:rFonts w:ascii="標楷體" w:eastAsia="標楷體" w:hAnsi="標楷體" w:cs="Times New Roman"/>
+          <w:color w:val="000000"/>
+        </w:rPr>
+        <w:t>簡報PPT</w:t>
+      </w:r>
+      <w:r>
+        <w:rPr>
+          <w:rFonts w:ascii="標楷體" w:eastAsia="標楷體" w:hAnsi="標楷體" w:cs="Times New Roman" w:hint="eastAsia"/>
           <w:color w:val="000000"/>
         </w:rPr>
         <w:t>檔</w:t>
       </w:r>
       <w:r>
         <w:rPr>
-          <w:rFonts w:ascii="Times New Roman" w:eastAsia="標楷體" w:hAnsi="Times New Roman" w:cs="Times New Roman" w:hint="eastAsia"/>
+          <w:rFonts w:ascii="標楷體" w:eastAsia="標楷體" w:hAnsi="標楷體" w:cs="Times New Roman" w:hint="eastAsia"/>
           <w:color w:val="000000"/>
         </w:rPr>
         <w:t>，簡報版型不限，</w:t>
       </w:r>
       <w:r>
         <w:rPr>
-          <w:rFonts w:ascii="Times New Roman" w:eastAsia="標楷體" w:hAnsi="Times New Roman" w:cs="Times New Roman"/>
+          <w:rFonts w:ascii="標楷體" w:eastAsia="標楷體" w:hAnsi="標楷體" w:cs="Times New Roman"/>
           <w:color w:val="000000"/>
         </w:rPr>
         <w:t>並請</w:t>
       </w:r>
       <w:r>
         <w:rPr>
-          <w:rFonts w:ascii="Times New Roman" w:eastAsia="標楷體" w:hAnsi="Times New Roman" w:cs="Times New Roman" w:hint="eastAsia"/>
+          <w:rFonts w:ascii="標楷體" w:eastAsia="標楷體" w:hAnsi="標楷體" w:cs="Times New Roman" w:hint="eastAsia"/>
           <w:color w:val="000000"/>
         </w:rPr>
         <w:t>另存為</w:t>
       </w:r>
       <w:r>
         <w:rPr>
-          <w:rFonts w:ascii="Times New Roman" w:eastAsia="標楷體" w:hAnsi="Times New Roman" w:cs="Times New Roman"/>
+          <w:rFonts w:ascii="標楷體" w:eastAsia="標楷體" w:hAnsi="標楷體" w:cs="Times New Roman"/>
           <w:color w:val="000000"/>
         </w:rPr>
         <w:t>PDF</w:t>
       </w:r>
       <w:r>
         <w:rPr>
-          <w:rFonts w:ascii="Times New Roman" w:eastAsia="標楷體" w:hAnsi="Times New Roman" w:cs="Times New Roman" w:hint="eastAsia"/>
-          <w:color w:val="000000"/>
-        </w:rPr>
-        <w:t>檔案上傳</w:t>
-      </w:r>
-      <w:r>
-        <w:rPr>
-          <w:rFonts w:ascii="Times New Roman" w:eastAsia="標楷體" w:hAnsi="Times New Roman" w:cs="Times New Roman" w:hint="eastAsia"/>
-          <w:color w:val="000000"/>
-        </w:rPr>
-        <w:t>。</w:t>
+          <w:rFonts w:ascii="標楷體" w:eastAsia="標楷體" w:hAnsi="標楷體" w:cs="Times New Roman" w:hint="eastAsia"/>
+          <w:color w:val="000000"/>
+        </w:rPr>
+        <w:t>檔案上傳。</w:t>
       </w:r>
     </w:p>
     <w:p>
@@ -1909,7 +1896,7 @@
           <w:ilvl w:val="0"/>
           <w:numId w:val="7"/>
         </w:numPr>
-        <w:spacing w:before="240" w:after="240" w:line="240" w:lineRule="auto"/>
+        <w:spacing w:before="240" w:after="240" w:line="240" w:lineRule="exact"/>
         <w:ind w:leftChars="0"/>
         <w:rPr>
           <w:rFonts w:ascii="標楷體" w:eastAsia="標楷體" w:hAnsi="標楷體" w:cs="Times New Roman"/>
@@ -1918,63 +1905,35 @@
       </w:pPr>
       <w:r>
         <w:rPr>
-          <w:rFonts w:ascii="Times New Roman" w:eastAsia="標楷體" w:hAnsi="Times New Roman" w:cs="Times New Roman"/>
+          <w:rFonts w:ascii="標楷體" w:eastAsia="標楷體" w:hAnsi="標楷體" w:cs="Times New Roman"/>
           <w:color w:val="000000"/>
         </w:rPr>
         <w:t>提案企劃書將檔名存為：</w:t>
       </w:r>
       <w:r>
         <w:rPr>
-          <w:rFonts w:ascii="Times New Roman" w:eastAsia="標楷體" w:hAnsi="Times New Roman" w:cs="Times New Roman" w:hint="eastAsia"/>
-          <w:color w:val="000000"/>
-        </w:rPr>
-        <w:t>競賽主題</w:t>
-      </w:r>
-      <w:r>
-        <w:rPr>
-          <w:rFonts w:ascii="Times New Roman" w:eastAsia="標楷體" w:hAnsi="Times New Roman" w:cs="Times New Roman" w:hint="eastAsia"/>
-          <w:color w:val="000000"/>
-        </w:rPr>
-        <w:t>-</w:t>
-      </w:r>
-      <w:r>
-        <w:rPr>
-          <w:rFonts w:ascii="Times New Roman" w:eastAsia="標楷體" w:hAnsi="Times New Roman" w:cs="Times New Roman" w:hint="eastAsia"/>
-          <w:color w:val="000000"/>
-        </w:rPr>
-        <w:t>團隊名稱</w:t>
-      </w:r>
-      <w:r>
-        <w:rPr>
-          <w:rFonts w:ascii="Times New Roman" w:eastAsia="標楷體" w:hAnsi="Times New Roman" w:cs="Times New Roman" w:hint="eastAsia"/>
-          <w:color w:val="000000"/>
-        </w:rPr>
-        <w:t>_</w:t>
-      </w:r>
-      <w:r>
-        <w:rPr>
-          <w:rFonts w:ascii="Times New Roman" w:eastAsia="標楷體" w:hAnsi="Times New Roman" w:cs="Times New Roman" w:hint="eastAsia"/>
-          <w:color w:val="000000"/>
-        </w:rPr>
-        <w:t>提案</w:t>
-      </w:r>
-      <w:r>
-        <w:rPr>
-          <w:rFonts w:ascii="Times New Roman" w:eastAsia="標楷體" w:hAnsi="Times New Roman" w:cs="Times New Roman"/>
+          <w:rFonts w:ascii="標楷體" w:eastAsia="標楷體" w:hAnsi="標楷體" w:cs="Times New Roman" w:hint="eastAsia"/>
+          <w:color w:val="000000"/>
+        </w:rPr>
+        <w:t>競賽主題-團隊名稱_提案</w:t>
+      </w:r>
+      <w:r>
+        <w:rPr>
+          <w:rFonts w:ascii="標楷體" w:eastAsia="標楷體" w:hAnsi="標楷體" w:cs="Times New Roman"/>
           <w:color w:val="000000"/>
         </w:rPr>
         <w:t>企劃書</w:t>
       </w:r>
       <w:r>
         <w:rPr>
-          <w:rFonts w:ascii="Times New Roman" w:eastAsia="標楷體" w:hAnsi="Times New Roman" w:cs="Times New Roman"/>
+          <w:rFonts w:ascii="標楷體" w:eastAsia="標楷體" w:hAnsi="標楷體" w:cs="Times New Roman"/>
           <w:color w:val="000000"/>
         </w:rPr>
         <w:br/>
       </w:r>
       <w:r>
         <w:rPr>
-          <w:rFonts w:ascii="Times New Roman" w:eastAsia="標楷體" w:hAnsi="Times New Roman" w:cs="Times New Roman"/>
+          <w:rFonts w:ascii="標楷體" w:eastAsia="標楷體" w:hAnsi="標楷體" w:cs="Times New Roman"/>
           <w:color w:val="000000"/>
         </w:rPr>
         <w:t>(</w:t>
@@ -1984,32 +1943,27 @@
           <w:rFonts w:ascii="標楷體" w:eastAsia="標楷體" w:hAnsi="標楷體" w:cs="Times New Roman" w:hint="eastAsia"/>
           <w:color w:val="000000"/>
         </w:rPr>
-        <w:t>檔名範例：</w:t>
-      </w:r>
+        <w:t>檔名範例：智慧節能</w:t>
+      </w:r>
+      <w:proofErr w:type="gramStart"/>
       <w:r>
         <w:rPr>
           <w:rFonts w:ascii="標楷體" w:eastAsia="標楷體" w:hAnsi="標楷體" w:cs="Times New Roman" w:hint="eastAsia"/>
           <w:color w:val="000000"/>
         </w:rPr>
-        <w:t>智慧節能與物聯網應用組</w:t>
-      </w:r>
+        <w:t>與物聯網</w:t>
+      </w:r>
+      <w:proofErr w:type="gramEnd"/>
       <w:r>
         <w:rPr>
           <w:rFonts w:ascii="標楷體" w:eastAsia="標楷體" w:hAnsi="標楷體" w:cs="Times New Roman" w:hint="eastAsia"/>
           <w:color w:val="000000"/>
         </w:rPr>
-        <w:t>-行動通訊_</w:t>
-      </w:r>
-      <w:r>
-        <w:rPr>
-          <w:rFonts w:ascii="Times New Roman" w:eastAsia="標楷體" w:hAnsi="Times New Roman" w:cs="Times New Roman" w:hint="eastAsia"/>
-          <w:color w:val="000000"/>
-        </w:rPr>
-        <w:t>提案</w:t>
-      </w:r>
-      <w:r>
-        <w:rPr>
-          <w:rFonts w:ascii="Times New Roman" w:eastAsia="標楷體" w:hAnsi="Times New Roman" w:cs="Times New Roman"/>
+        <w:t>應用組-行動通訊_提案</w:t>
+      </w:r>
+      <w:r>
+        <w:rPr>
+          <w:rFonts w:ascii="標楷體" w:eastAsia="標楷體" w:hAnsi="標楷體" w:cs="Times New Roman"/>
           <w:color w:val="000000"/>
         </w:rPr>
         <w:t>企劃書</w:t>
@@ -2029,139 +1983,114 @@
           <w:ilvl w:val="0"/>
           <w:numId w:val="7"/>
         </w:numPr>
-        <w:spacing w:before="240" w:after="240" w:line="240" w:lineRule="auto"/>
+        <w:spacing w:before="240" w:after="240" w:line="240" w:lineRule="exact"/>
         <w:ind w:leftChars="0"/>
         <w:rPr>
-          <w:rFonts w:ascii="Times New Roman" w:eastAsia="標楷體" w:hAnsi="Times New Roman" w:cs="Times New Roman"/>
-          <w:color w:val="000000"/>
-        </w:rPr>
-      </w:pPr>
-      <w:r>
-        <w:rPr>
-          <w:rFonts w:ascii="Times New Roman" w:eastAsia="標楷體" w:hAnsi="Times New Roman" w:cs="Times New Roman"/>
+          <w:rFonts w:ascii="標楷體" w:eastAsia="標楷體" w:hAnsi="標楷體" w:cs="Times New Roman"/>
+          <w:color w:val="000000"/>
+        </w:rPr>
+      </w:pPr>
+      <w:r>
+        <w:rPr>
+          <w:rFonts w:ascii="標楷體" w:eastAsia="標楷體" w:hAnsi="標楷體" w:cs="Times New Roman"/>
           <w:color w:val="000000"/>
         </w:rPr>
         <w:t>提案</w:t>
       </w:r>
       <w:r>
         <w:rPr>
-          <w:rFonts w:ascii="Times New Roman" w:eastAsia="標楷體" w:hAnsi="Times New Roman" w:cs="Times New Roman" w:hint="eastAsia"/>
+          <w:rFonts w:ascii="標楷體" w:eastAsia="標楷體" w:hAnsi="標楷體" w:cs="Times New Roman" w:hint="eastAsia"/>
           <w:color w:val="000000"/>
         </w:rPr>
         <w:t>簡報</w:t>
       </w:r>
       <w:r>
         <w:rPr>
-          <w:rFonts w:ascii="Times New Roman" w:eastAsia="標楷體" w:hAnsi="Times New Roman" w:cs="Times New Roman"/>
+          <w:rFonts w:ascii="標楷體" w:eastAsia="標楷體" w:hAnsi="標楷體" w:cs="Times New Roman"/>
           <w:color w:val="000000"/>
         </w:rPr>
         <w:t>將檔名存為：</w:t>
       </w:r>
       <w:r>
         <w:rPr>
-          <w:rFonts w:ascii="Times New Roman" w:eastAsia="標楷體" w:hAnsi="Times New Roman" w:cs="Times New Roman" w:hint="eastAsia"/>
-          <w:color w:val="000000"/>
-        </w:rPr>
-        <w:t>競賽主題</w:t>
-      </w:r>
-      <w:r>
-        <w:rPr>
-          <w:rFonts w:ascii="Times New Roman" w:eastAsia="標楷體" w:hAnsi="Times New Roman" w:cs="Times New Roman" w:hint="eastAsia"/>
-          <w:color w:val="000000"/>
-        </w:rPr>
-        <w:t>-</w:t>
-      </w:r>
-      <w:r>
-        <w:rPr>
-          <w:rFonts w:ascii="Times New Roman" w:eastAsia="標楷體" w:hAnsi="Times New Roman" w:cs="Times New Roman" w:hint="eastAsia"/>
-          <w:color w:val="000000"/>
-        </w:rPr>
-        <w:t>團隊名稱</w:t>
-      </w:r>
-      <w:r>
-        <w:rPr>
-          <w:rFonts w:ascii="Times New Roman" w:eastAsia="標楷體" w:hAnsi="Times New Roman" w:cs="Times New Roman"/>
-          <w:color w:val="000000"/>
-        </w:rPr>
-        <w:t>_</w:t>
-      </w:r>
-      <w:r>
-        <w:rPr>
-          <w:rFonts w:ascii="Times New Roman" w:eastAsia="標楷體" w:hAnsi="Times New Roman" w:cs="Times New Roman"/>
+          <w:rFonts w:ascii="標楷體" w:eastAsia="標楷體" w:hAnsi="標楷體" w:cs="Times New Roman" w:hint="eastAsia"/>
+          <w:color w:val="000000"/>
+        </w:rPr>
+        <w:t>競賽主題-團隊名稱</w:t>
+      </w:r>
+      <w:r>
+        <w:rPr>
+          <w:rFonts w:ascii="標楷體" w:eastAsia="標楷體" w:hAnsi="標楷體" w:cs="Times New Roman"/>
+          <w:color w:val="000000"/>
+        </w:rPr>
+        <w:t>_提案</w:t>
+      </w:r>
+      <w:r>
+        <w:rPr>
+          <w:rFonts w:ascii="標楷體" w:eastAsia="標楷體" w:hAnsi="標楷體" w:cs="Times New Roman" w:hint="eastAsia"/>
+          <w:color w:val="000000"/>
+        </w:rPr>
+        <w:t>簡報</w:t>
+      </w:r>
+      <w:r>
+        <w:rPr>
+          <w:rFonts w:ascii="標楷體" w:eastAsia="標楷體" w:hAnsi="標楷體" w:cs="Times New Roman"/>
+          <w:color w:val="000000"/>
+        </w:rPr>
+        <w:br/>
+      </w:r>
+      <w:r>
+        <w:rPr>
+          <w:rFonts w:ascii="標楷體" w:eastAsia="標楷體" w:hAnsi="標楷體" w:cs="Times New Roman"/>
+          <w:color w:val="000000"/>
+        </w:rPr>
+        <w:t>(</w:t>
+      </w:r>
+      <w:r>
+        <w:rPr>
+          <w:rFonts w:ascii="標楷體" w:eastAsia="標楷體" w:hAnsi="標楷體" w:cs="Times New Roman" w:hint="eastAsia"/>
+          <w:color w:val="000000"/>
+        </w:rPr>
+        <w:t>檔名範例：智慧節能</w:t>
+      </w:r>
+      <w:proofErr w:type="gramStart"/>
+      <w:r>
+        <w:rPr>
+          <w:rFonts w:ascii="標楷體" w:eastAsia="標楷體" w:hAnsi="標楷體" w:cs="Times New Roman" w:hint="eastAsia"/>
+          <w:color w:val="000000"/>
+        </w:rPr>
+        <w:t>與物聯網</w:t>
+      </w:r>
+      <w:proofErr w:type="gramEnd"/>
+      <w:r>
+        <w:rPr>
+          <w:rFonts w:ascii="標楷體" w:eastAsia="標楷體" w:hAnsi="標楷體" w:cs="Times New Roman" w:hint="eastAsia"/>
+          <w:color w:val="000000"/>
+        </w:rPr>
+        <w:t>應用組-行動通訊_</w:t>
+      </w:r>
+      <w:r>
+        <w:rPr>
+          <w:rFonts w:ascii="標楷體" w:eastAsia="標楷體" w:hAnsi="標楷體" w:cs="Times New Roman"/>
           <w:color w:val="000000"/>
         </w:rPr>
         <w:t>提案</w:t>
       </w:r>
       <w:r>
         <w:rPr>
-          <w:rFonts w:ascii="Times New Roman" w:eastAsia="標楷體" w:hAnsi="Times New Roman" w:cs="Times New Roman" w:hint="eastAsia"/>
-          <w:color w:val="000000"/>
-        </w:rPr>
-        <w:t>簡報</w:t>
-      </w:r>
-      <w:r>
-        <w:rPr>
-          <w:rFonts w:ascii="Times New Roman" w:eastAsia="標楷體" w:hAnsi="Times New Roman" w:cs="Times New Roman"/>
-          <w:color w:val="000000"/>
-        </w:rPr>
-        <w:br/>
-      </w:r>
-      <w:r>
-        <w:rPr>
-          <w:rFonts w:ascii="Times New Roman" w:eastAsia="標楷體" w:hAnsi="Times New Roman" w:cs="Times New Roman"/>
-          <w:color w:val="000000"/>
-        </w:rPr>
-        <w:t>(</w:t>
-      </w:r>
-      <w:r>
-        <w:rPr>
           <w:rFonts w:ascii="標楷體" w:eastAsia="標楷體" w:hAnsi="標楷體" w:cs="Times New Roman" w:hint="eastAsia"/>
           <w:color w:val="000000"/>
         </w:rPr>
-        <w:t>檔名範例：</w:t>
-      </w:r>
-      <w:r>
-        <w:rPr>
-          <w:rFonts w:ascii="標楷體" w:eastAsia="標楷體" w:hAnsi="標楷體" w:cs="Times New Roman" w:hint="eastAsia"/>
-          <w:color w:val="000000"/>
-        </w:rPr>
-        <w:t>智慧節能與物聯網應用組</w:t>
-      </w:r>
-      <w:r>
-        <w:rPr>
-          <w:rFonts w:ascii="標楷體" w:eastAsia="標楷體" w:hAnsi="標楷體" w:cs="Times New Roman" w:hint="eastAsia"/>
-          <w:color w:val="000000"/>
-        </w:rPr>
-        <w:t>-行動通訊_</w:t>
-      </w:r>
-      <w:r>
-        <w:rPr>
-          <w:rFonts w:ascii="Times New Roman" w:eastAsia="標楷體" w:hAnsi="Times New Roman" w:cs="Times New Roman"/>
-          <w:color w:val="000000"/>
-        </w:rPr>
-        <w:t>提案</w:t>
-      </w:r>
-      <w:r>
-        <w:rPr>
-          <w:rFonts w:ascii="Times New Roman" w:eastAsia="標楷體" w:hAnsi="Times New Roman" w:cs="Times New Roman" w:hint="eastAsia"/>
-          <w:color w:val="000000"/>
-        </w:rPr>
-        <w:t>簡報</w:t>
-      </w:r>
-      <w:r>
-        <w:rPr>
-          <w:rFonts w:ascii="標楷體" w:eastAsia="標楷體" w:hAnsi="標楷體" w:cs="Times New Roman" w:hint="eastAsia"/>
-          <w:color w:val="000000"/>
-        </w:rPr>
-        <w:t>.pdf</w:t>
-      </w:r>
-      <w:r>
-        <w:rPr>
-          <w:rFonts w:ascii="Times New Roman" w:eastAsia="標楷體" w:hAnsi="Times New Roman" w:cs="Times New Roman"/>
+        <w:t>簡報.pdf</w:t>
+      </w:r>
+      <w:r>
+        <w:rPr>
+          <w:rFonts w:ascii="標楷體" w:eastAsia="標楷體" w:hAnsi="標楷體" w:cs="Times New Roman"/>
           <w:color w:val="000000"/>
         </w:rPr>
         <w:t>)</w:t>
       </w:r>
+      <w:bookmarkStart w:id="2" w:name="_Hlk155705524"/>
     </w:p>
     <w:p>
       <w:pPr>
@@ -2170,16 +2099,16 @@
           <w:ilvl w:val="0"/>
           <w:numId w:val="7"/>
         </w:numPr>
-        <w:spacing w:before="240" w:after="240" w:line="240" w:lineRule="auto"/>
-        <w:ind w:leftChars="0" w:left="240" w:hanging="240"/>
-        <w:rPr>
-          <w:rFonts w:eastAsia="新細明體"/>
-        </w:rPr>
-      </w:pPr>
-      <w:bookmarkStart w:id="2" w:name="_Hlk155705524"/>
-      <w:r>
-        <w:rPr>
-          <w:rFonts w:ascii="Times New Roman" w:eastAsia="標楷體" w:hAnsi="Times New Roman" w:cs="Times New Roman"/>
+        <w:spacing w:before="240" w:after="240" w:line="240" w:lineRule="exact"/>
+        <w:ind w:leftChars="0"/>
+        <w:rPr>
+          <w:rFonts w:ascii="標楷體" w:eastAsia="標楷體" w:hAnsi="標楷體" w:cs="Times New Roman"/>
+          <w:color w:val="000000"/>
+        </w:rPr>
+      </w:pPr>
+      <w:r>
+        <w:rPr>
+          <w:rFonts w:ascii="標楷體" w:eastAsia="標楷體" w:hAnsi="標楷體" w:cs="Times New Roman"/>
           <w:color w:val="000000"/>
         </w:rPr>
         <w:t>報名時</w:t>
@@ -2187,7 +2116,7 @@
       <w:bookmarkEnd w:id="2"/>
       <w:r>
         <w:rPr>
-          <w:rFonts w:ascii="Times New Roman" w:eastAsia="標楷體" w:hAnsi="Times New Roman" w:cs="Times New Roman"/>
+          <w:rFonts w:ascii="標楷體" w:eastAsia="標楷體" w:hAnsi="標楷體" w:cs="Times New Roman"/>
           <w:color w:val="000000"/>
         </w:rPr>
         <w:t>請務必將此提案企劃書</w:t>
@@ -2195,100 +2124,200 @@
       <w:bookmarkStart w:id="3" w:name="_Hlk155705541"/>
       <w:r>
         <w:rPr>
-          <w:rFonts w:ascii="Times New Roman" w:eastAsia="標楷體" w:hAnsi="Times New Roman" w:cs="Times New Roman" w:hint="eastAsia"/>
-          <w:color w:val="000000"/>
-        </w:rPr>
-        <w:t>PDF</w:t>
-      </w:r>
-      <w:r>
-        <w:rPr>
-          <w:rFonts w:ascii="Times New Roman" w:eastAsia="標楷體" w:hAnsi="Times New Roman" w:cs="Times New Roman" w:hint="eastAsia"/>
-          <w:color w:val="000000"/>
-        </w:rPr>
-        <w:t>檔與</w:t>
-      </w:r>
-      <w:r>
-        <w:rPr>
-          <w:rFonts w:ascii="Times New Roman" w:eastAsia="標楷體" w:hAnsi="Times New Roman" w:cs="Times New Roman" w:hint="eastAsia"/>
+          <w:rFonts w:ascii="標楷體" w:eastAsia="標楷體" w:hAnsi="標楷體" w:cs="Times New Roman" w:hint="eastAsia"/>
+          <w:color w:val="000000"/>
+        </w:rPr>
+        <w:t>PDF檔與</w:t>
+      </w:r>
+      <w:r>
+        <w:rPr>
+          <w:rFonts w:ascii="標楷體" w:eastAsia="標楷體" w:hAnsi="標楷體" w:cs="Times New Roman" w:hint="eastAsia"/>
           <w:color w:val="000000"/>
         </w:rPr>
         <w:t>提案</w:t>
       </w:r>
       <w:r>
         <w:rPr>
-          <w:rFonts w:ascii="Times New Roman" w:eastAsia="標楷體" w:hAnsi="Times New Roman" w:cs="Times New Roman" w:hint="eastAsia"/>
+          <w:rFonts w:ascii="標楷體" w:eastAsia="標楷體" w:hAnsi="標楷體" w:cs="Times New Roman" w:hint="eastAsia"/>
           <w:color w:val="000000"/>
         </w:rPr>
         <w:t>簡報</w:t>
       </w:r>
       <w:r>
         <w:rPr>
-          <w:rFonts w:ascii="Times New Roman" w:eastAsia="標楷體" w:hAnsi="Times New Roman" w:cs="Times New Roman"/>
+          <w:rFonts w:ascii="標楷體" w:eastAsia="標楷體" w:hAnsi="標楷體" w:cs="Times New Roman"/>
           <w:color w:val="000000"/>
         </w:rPr>
         <w:t>P</w:t>
       </w:r>
       <w:r>
         <w:rPr>
-          <w:rFonts w:ascii="Times New Roman" w:eastAsia="標楷體" w:hAnsi="Times New Roman" w:cs="Times New Roman" w:hint="eastAsia"/>
+          <w:rFonts w:ascii="標楷體" w:eastAsia="標楷體" w:hAnsi="標楷體" w:cs="Times New Roman" w:hint="eastAsia"/>
           <w:color w:val="000000"/>
         </w:rPr>
         <w:t>DF</w:t>
       </w:r>
       <w:r>
         <w:rPr>
-          <w:rFonts w:ascii="Times New Roman" w:eastAsia="標楷體" w:hAnsi="Times New Roman" w:cs="Times New Roman" w:hint="eastAsia"/>
+          <w:rFonts w:ascii="標楷體" w:eastAsia="標楷體" w:hAnsi="標楷體" w:cs="Times New Roman" w:hint="eastAsia"/>
           <w:color w:val="000000"/>
         </w:rPr>
         <w:t>檔</w:t>
       </w:r>
       <w:r>
         <w:rPr>
-          <w:rFonts w:ascii="Times New Roman" w:eastAsia="標楷體" w:hAnsi="Times New Roman" w:cs="Times New Roman"/>
-          <w:color w:val="000000"/>
-        </w:rPr>
-        <w:t>隨同報名相關文件上傳至競賽活動網</w:t>
-      </w:r>
-      <w:r>
-        <w:rPr>
-          <w:rFonts w:ascii="Times New Roman" w:eastAsia="標楷體" w:hAnsi="Times New Roman" w:cs="Times New Roman" w:hint="eastAsia"/>
-          <w:color w:val="000000"/>
-        </w:rPr>
-        <w:t>頁</w:t>
-      </w:r>
+          <w:rFonts w:ascii="標楷體" w:eastAsia="標楷體" w:hAnsi="標楷體" w:cs="Times New Roman"/>
+          <w:color w:val="000000"/>
+        </w:rPr>
+        <w:t>隨同報名相關文件上傳至</w:t>
+      </w:r>
+      <w:r>
+        <w:rPr>
+          <w:rFonts w:ascii="標楷體" w:eastAsia="標楷體" w:hAnsi="標楷體" w:cs="Times New Roman" w:hint="eastAsia"/>
+          <w:color w:val="000000"/>
+        </w:rPr>
+        <w:t>報名隊伍之對應表單連結</w:t>
+      </w:r>
+      <w:r>
+        <w:rPr>
+          <w:rFonts w:ascii="標楷體" w:eastAsia="標楷體" w:hAnsi="標楷體" w:cs="Times New Roman"/>
+          <w:color w:val="000000"/>
+        </w:rPr>
+        <w:t>以</w:t>
+      </w:r>
+      <w:r>
+        <w:rPr>
+          <w:rFonts w:ascii="標楷體" w:eastAsia="標楷體" w:hAnsi="標楷體" w:cs="Times New Roman" w:hint="eastAsia"/>
+          <w:color w:val="000000"/>
+        </w:rPr>
+        <w:t>正式</w:t>
+      </w:r>
+      <w:r>
+        <w:rPr>
+          <w:rFonts w:ascii="標楷體" w:eastAsia="標楷體" w:hAnsi="標楷體" w:cs="Times New Roman"/>
+          <w:color w:val="000000"/>
+        </w:rPr>
+        <w:t>完成繳件程序。</w:t>
+      </w:r>
+      <w:bookmarkEnd w:id="3"/>
+    </w:p>
+    <w:p>
+      <w:pPr>
+        <w:pStyle w:val="a3"/>
+        <w:numPr>
+          <w:ilvl w:val="0"/>
+          <w:numId w:val="10"/>
+        </w:numPr>
+        <w:spacing w:before="240" w:after="240" w:line="240" w:lineRule="exact"/>
+        <w:ind w:leftChars="0" w:left="947"/>
+        <w:contextualSpacing/>
+        <w:rPr>
+          <w:rFonts w:ascii="標楷體" w:eastAsia="標楷體" w:hAnsi="標楷體" w:cs="Times New Roman"/>
+        </w:rPr>
+      </w:pPr>
       <w:hyperlink r:id="rId7" w:history="1">
         <w:r>
           <w:rPr>
             <w:rStyle w:val="af4"/>
+            <w:rFonts w:ascii="標楷體" w:eastAsia="標楷體" w:hAnsi="標楷體" w:cs="Times New Roman"/>
+            <w:color w:val="auto"/>
           </w:rPr>
-          <w:t>https://mcpc-2026-nchu.web.app/</w:t>
+          <w:t>2026行動通訊實務競賽"初賽"文件繳交-【智慧節能與物聯網應用組】</w:t>
         </w:r>
       </w:hyperlink>
-      <w:r>
-        <w:rPr>
-          <w:rFonts w:ascii="Times New Roman" w:eastAsia="標楷體" w:hAnsi="Times New Roman" w:cs="Times New Roman"/>
-          <w:color w:val="000000"/>
-        </w:rPr>
-        <w:t>以</w:t>
-      </w:r>
-      <w:r>
-        <w:rPr>
-          <w:rFonts w:ascii="Times New Roman" w:eastAsia="標楷體" w:hAnsi="Times New Roman" w:cs="Times New Roman" w:hint="eastAsia"/>
-          <w:color w:val="000000"/>
-        </w:rPr>
-        <w:t>正式</w:t>
-      </w:r>
-      <w:r>
-        <w:rPr>
-          <w:rFonts w:ascii="Times New Roman" w:eastAsia="標楷體" w:hAnsi="Times New Roman" w:cs="Times New Roman"/>
-          <w:color w:val="000000"/>
-        </w:rPr>
-        <w:t>完成繳件程序。</w:t>
-      </w:r>
-      <w:bookmarkEnd w:id="3"/>
+    </w:p>
+    <w:p>
+      <w:pPr>
+        <w:pStyle w:val="a3"/>
+        <w:numPr>
+          <w:ilvl w:val="0"/>
+          <w:numId w:val="10"/>
+        </w:numPr>
+        <w:spacing w:before="240" w:after="240" w:line="240" w:lineRule="exact"/>
+        <w:ind w:leftChars="0" w:left="947"/>
+        <w:contextualSpacing/>
+        <w:rPr>
+          <w:rFonts w:ascii="標楷體" w:eastAsia="標楷體" w:hAnsi="標楷體" w:cs="Times New Roman"/>
+        </w:rPr>
+      </w:pPr>
+      <w:hyperlink r:id="rId8" w:history="1">
+        <w:r>
+          <w:rPr>
+            <w:rStyle w:val="af4"/>
+            <w:rFonts w:ascii="標楷體" w:eastAsia="標楷體" w:hAnsi="標楷體" w:cs="Times New Roman"/>
+            <w:color w:val="auto"/>
+          </w:rPr>
+          <w:t>2026行動通訊實務競賽"初賽"文件</w:t>
+        </w:r>
+        <w:r>
+          <w:rPr>
+            <w:rStyle w:val="af4"/>
+            <w:rFonts w:ascii="標楷體" w:eastAsia="標楷體" w:hAnsi="標楷體" w:cs="Times New Roman" w:hint="eastAsia"/>
+            <w:color w:val="auto"/>
+          </w:rPr>
+          <w:t>繳交</w:t>
+        </w:r>
+        <w:r>
+          <w:rPr>
+            <w:rStyle w:val="af4"/>
+            <w:rFonts w:ascii="標楷體" w:eastAsia="標楷體" w:hAnsi="標楷體" w:cs="Times New Roman"/>
+            <w:color w:val="auto"/>
+          </w:rPr>
+          <w:t>-【智慧指向性傳輸</w:t>
+        </w:r>
+        <w:r>
+          <w:rPr>
+            <w:rStyle w:val="af4"/>
+            <w:rFonts w:ascii="標楷體" w:eastAsia="標楷體" w:hAnsi="標楷體" w:cs="Times New Roman" w:hint="eastAsia"/>
+            <w:color w:val="auto"/>
+          </w:rPr>
+          <w:t>暨通訊網路與資訊安全組】</w:t>
+        </w:r>
+      </w:hyperlink>
+    </w:p>
+    <w:p>
+      <w:pPr>
+        <w:pStyle w:val="a3"/>
+        <w:numPr>
+          <w:ilvl w:val="0"/>
+          <w:numId w:val="10"/>
+        </w:numPr>
+        <w:spacing w:before="240" w:after="240" w:line="240" w:lineRule="exact"/>
+        <w:ind w:leftChars="0" w:left="947"/>
+        <w:contextualSpacing/>
+        <w:rPr>
+          <w:rFonts w:ascii="標楷體" w:eastAsia="標楷體" w:hAnsi="標楷體" w:cs="Times New Roman"/>
+        </w:rPr>
+      </w:pPr>
+      <w:hyperlink r:id="rId9" w:history="1">
+        <w:r>
+          <w:rPr>
+            <w:rStyle w:val="af4"/>
+            <w:rFonts w:ascii="標楷體" w:eastAsia="標楷體" w:hAnsi="標楷體" w:cs="Times New Roman"/>
+            <w:color w:val="auto"/>
+          </w:rPr>
+          <w:t>2026行動通訊實務競賽"初賽"文件</w:t>
+        </w:r>
+        <w:r>
+          <w:rPr>
+            <w:rStyle w:val="af4"/>
+            <w:rFonts w:ascii="標楷體" w:eastAsia="標楷體" w:hAnsi="標楷體" w:cs="Times New Roman" w:hint="eastAsia"/>
+            <w:color w:val="auto"/>
+          </w:rPr>
+          <w:t>繳交</w:t>
+        </w:r>
+        <w:r>
+          <w:rPr>
+            <w:rStyle w:val="af4"/>
+            <w:rFonts w:ascii="標楷體" w:eastAsia="標楷體" w:hAnsi="標楷體" w:cs="Times New Roman"/>
+            <w:color w:val="auto"/>
+          </w:rPr>
+          <w:t>-【智慧數位應用組】</w:t>
+        </w:r>
+      </w:hyperlink>
     </w:p>
     <w:sectPr>
-      <w:footerReference w:type="default" r:id="rId8"/>
+      <w:footerReference w:type="default" r:id="rId10"/>
       <w:pgSz w:w="11906" w:h="16838"/>
       <w:pgMar w:top="1440" w:right="1800" w:bottom="1440" w:left="1800" w:header="850" w:footer="850" w:gutter="0"/>
       <w:pgNumType w:start="1"/>
@@ -2677,6 +2706,186 @@
     </w:lvl>
   </w:abstractNum>
   <w:abstractNum w:abstractNumId="3" w15:restartNumberingAfterBreak="0">
+    <w:nsid w:val="46D63C2D"/>
+    <w:multiLevelType w:val="hybridMultilevel"/>
+    <w:tmpl w:val="7B26EFAC"/>
+    <w:lvl w:ilvl="0" w:tplc="67164B4E">
+      <w:start w:val="1"/>
+      <w:numFmt w:val="decimal"/>
+      <w:lvlText w:val="(%1)"/>
+      <w:lvlJc w:val="left"/>
+      <w:pPr>
+        <w:ind w:left="975" w:hanging="495"/>
+      </w:pPr>
+      <w:rPr>
+        <w:rFonts w:cs="Times New Roman" w:hint="default"/>
+        <w:color w:val="000000"/>
+        <w:sz w:val="24"/>
+      </w:rPr>
+    </w:lvl>
+    <w:lvl w:ilvl="1" w:tplc="04090019" w:tentative="1">
+      <w:start w:val="1"/>
+      <w:numFmt w:val="ideographTraditional"/>
+      <w:lvlText w:val="%2、"/>
+      <w:lvlJc w:val="left"/>
+      <w:pPr>
+        <w:ind w:left="1440" w:hanging="480"/>
+      </w:pPr>
+    </w:lvl>
+    <w:lvl w:ilvl="2" w:tplc="0409001B" w:tentative="1">
+      <w:start w:val="1"/>
+      <w:numFmt w:val="lowerRoman"/>
+      <w:lvlText w:val="%3."/>
+      <w:lvlJc w:val="right"/>
+      <w:pPr>
+        <w:ind w:left="1920" w:hanging="480"/>
+      </w:pPr>
+    </w:lvl>
+    <w:lvl w:ilvl="3" w:tplc="0409000F" w:tentative="1">
+      <w:start w:val="1"/>
+      <w:numFmt w:val="decimal"/>
+      <w:lvlText w:val="%4."/>
+      <w:lvlJc w:val="left"/>
+      <w:pPr>
+        <w:ind w:left="2400" w:hanging="480"/>
+      </w:pPr>
+    </w:lvl>
+    <w:lvl w:ilvl="4" w:tplc="04090019" w:tentative="1">
+      <w:start w:val="1"/>
+      <w:numFmt w:val="ideographTraditional"/>
+      <w:lvlText w:val="%5、"/>
+      <w:lvlJc w:val="left"/>
+      <w:pPr>
+        <w:ind w:left="2880" w:hanging="480"/>
+      </w:pPr>
+    </w:lvl>
+    <w:lvl w:ilvl="5" w:tplc="0409001B" w:tentative="1">
+      <w:start w:val="1"/>
+      <w:numFmt w:val="lowerRoman"/>
+      <w:lvlText w:val="%6."/>
+      <w:lvlJc w:val="right"/>
+      <w:pPr>
+        <w:ind w:left="3360" w:hanging="480"/>
+      </w:pPr>
+    </w:lvl>
+    <w:lvl w:ilvl="6" w:tplc="0409000F" w:tentative="1">
+      <w:start w:val="1"/>
+      <w:numFmt w:val="decimal"/>
+      <w:lvlText w:val="%7."/>
+      <w:lvlJc w:val="left"/>
+      <w:pPr>
+        <w:ind w:left="3840" w:hanging="480"/>
+      </w:pPr>
+    </w:lvl>
+    <w:lvl w:ilvl="7" w:tplc="04090019" w:tentative="1">
+      <w:start w:val="1"/>
+      <w:numFmt w:val="ideographTraditional"/>
+      <w:lvlText w:val="%8、"/>
+      <w:lvlJc w:val="left"/>
+      <w:pPr>
+        <w:ind w:left="4320" w:hanging="480"/>
+      </w:pPr>
+    </w:lvl>
+    <w:lvl w:ilvl="8" w:tplc="0409001B" w:tentative="1">
+      <w:start w:val="1"/>
+      <w:numFmt w:val="lowerRoman"/>
+      <w:lvlText w:val="%9."/>
+      <w:lvlJc w:val="right"/>
+      <w:pPr>
+        <w:ind w:left="4800" w:hanging="480"/>
+      </w:pPr>
+    </w:lvl>
+  </w:abstractNum>
+  <w:abstractNum w:abstractNumId="4" w15:restartNumberingAfterBreak="0">
+    <w:nsid w:val="4EFF5F76"/>
+    <w:multiLevelType w:val="hybridMultilevel"/>
+    <w:tmpl w:val="03BEE36E"/>
+    <w:lvl w:ilvl="0" w:tplc="5E44F04A">
+      <w:start w:val="1"/>
+      <w:numFmt w:val="decimal"/>
+      <w:lvlText w:val="(%1)"/>
+      <w:lvlJc w:val="left"/>
+      <w:pPr>
+        <w:ind w:left="945" w:hanging="465"/>
+      </w:pPr>
+      <w:rPr>
+        <w:rFonts w:hint="default"/>
+      </w:rPr>
+    </w:lvl>
+    <w:lvl w:ilvl="1" w:tplc="04090019" w:tentative="1">
+      <w:start w:val="1"/>
+      <w:numFmt w:val="ideographTraditional"/>
+      <w:lvlText w:val="%2、"/>
+      <w:lvlJc w:val="left"/>
+      <w:pPr>
+        <w:ind w:left="1440" w:hanging="480"/>
+      </w:pPr>
+    </w:lvl>
+    <w:lvl w:ilvl="2" w:tplc="0409001B" w:tentative="1">
+      <w:start w:val="1"/>
+      <w:numFmt w:val="lowerRoman"/>
+      <w:lvlText w:val="%3."/>
+      <w:lvlJc w:val="right"/>
+      <w:pPr>
+        <w:ind w:left="1920" w:hanging="480"/>
+      </w:pPr>
+    </w:lvl>
+    <w:lvl w:ilvl="3" w:tplc="0409000F" w:tentative="1">
+      <w:start w:val="1"/>
+      <w:numFmt w:val="decimal"/>
+      <w:lvlText w:val="%4."/>
+      <w:lvlJc w:val="left"/>
+      <w:pPr>
+        <w:ind w:left="2400" w:hanging="480"/>
+      </w:pPr>
+    </w:lvl>
+    <w:lvl w:ilvl="4" w:tplc="04090019" w:tentative="1">
+      <w:start w:val="1"/>
+      <w:numFmt w:val="ideographTraditional"/>
+      <w:lvlText w:val="%5、"/>
+      <w:lvlJc w:val="left"/>
+      <w:pPr>
+        <w:ind w:left="2880" w:hanging="480"/>
+      </w:pPr>
+    </w:lvl>
+    <w:lvl w:ilvl="5" w:tplc="0409001B" w:tentative="1">
+      <w:start w:val="1"/>
+      <w:numFmt w:val="lowerRoman"/>
+      <w:lvlText w:val="%6."/>
+      <w:lvlJc w:val="right"/>
+      <w:pPr>
+        <w:ind w:left="3360" w:hanging="480"/>
+      </w:pPr>
+    </w:lvl>
+    <w:lvl w:ilvl="6" w:tplc="0409000F" w:tentative="1">
+      <w:start w:val="1"/>
+      <w:numFmt w:val="decimal"/>
+      <w:lvlText w:val="%7."/>
+      <w:lvlJc w:val="left"/>
+      <w:pPr>
+        <w:ind w:left="3840" w:hanging="480"/>
+      </w:pPr>
+    </w:lvl>
+    <w:lvl w:ilvl="7" w:tplc="04090019" w:tentative="1">
+      <w:start w:val="1"/>
+      <w:numFmt w:val="ideographTraditional"/>
+      <w:lvlText w:val="%8、"/>
+      <w:lvlJc w:val="left"/>
+      <w:pPr>
+        <w:ind w:left="4320" w:hanging="480"/>
+      </w:pPr>
+    </w:lvl>
+    <w:lvl w:ilvl="8" w:tplc="0409001B" w:tentative="1">
+      <w:start w:val="1"/>
+      <w:numFmt w:val="lowerRoman"/>
+      <w:lvlText w:val="%9."/>
+      <w:lvlJc w:val="right"/>
+      <w:pPr>
+        <w:ind w:left="4800" w:hanging="480"/>
+      </w:pPr>
+    </w:lvl>
+  </w:abstractNum>
+  <w:abstractNum w:abstractNumId="5" w15:restartNumberingAfterBreak="0">
     <w:nsid w:val="55F5674F"/>
     <w:multiLevelType w:val="hybridMultilevel"/>
     <w:tmpl w:val="A39630D6"/>
@@ -2766,7 +2975,7 @@
       </w:pPr>
     </w:lvl>
   </w:abstractNum>
-  <w:abstractNum w:abstractNumId="4" w15:restartNumberingAfterBreak="0">
+  <w:abstractNum w:abstractNumId="6" w15:restartNumberingAfterBreak="0">
     <w:nsid w:val="5D4618BC"/>
     <w:multiLevelType w:val="multilevel"/>
     <w:tmpl w:val="1FFE95A6"/>
@@ -2867,7 +3076,7 @@
       <w:lvlJc w:val="left"/>
     </w:lvl>
   </w:abstractNum>
-  <w:abstractNum w:abstractNumId="5" w15:restartNumberingAfterBreak="0">
+  <w:abstractNum w:abstractNumId="7" w15:restartNumberingAfterBreak="0">
     <w:nsid w:val="6DEB2594"/>
     <w:multiLevelType w:val="multilevel"/>
     <w:tmpl w:val="A8241B22"/>
@@ -2968,7 +3177,7 @@
       <w:lvlJc w:val="left"/>
     </w:lvl>
   </w:abstractNum>
-  <w:abstractNum w:abstractNumId="6" w15:restartNumberingAfterBreak="0">
+  <w:abstractNum w:abstractNumId="8" w15:restartNumberingAfterBreak="0">
     <w:nsid w:val="72F33599"/>
     <w:multiLevelType w:val="hybridMultilevel"/>
     <w:tmpl w:val="FBAEE84C"/>
@@ -3057,7 +3266,7 @@
       </w:pPr>
     </w:lvl>
   </w:abstractNum>
-  <w:abstractNum w:abstractNumId="7" w15:restartNumberingAfterBreak="0">
+  <w:abstractNum w:abstractNumId="9" w15:restartNumberingAfterBreak="0">
     <w:nsid w:val="7590621B"/>
     <w:multiLevelType w:val="hybridMultilevel"/>
     <w:tmpl w:val="C76AC3DE"/>
@@ -3153,22 +3362,28 @@
     <w:abstractNumId w:val="0"/>
   </w:num>
   <w:num w:numId="3" w16cid:durableId="830220984">
-    <w:abstractNumId w:val="4"/>
+    <w:abstractNumId w:val="6"/>
   </w:num>
   <w:num w:numId="4" w16cid:durableId="2050714258">
-    <w:abstractNumId w:val="5"/>
+    <w:abstractNumId w:val="7"/>
   </w:num>
   <w:num w:numId="5" w16cid:durableId="1389184157">
     <w:abstractNumId w:val="1"/>
   </w:num>
   <w:num w:numId="6" w16cid:durableId="1259217345">
+    <w:abstractNumId w:val="5"/>
+  </w:num>
+  <w:num w:numId="7" w16cid:durableId="1309238415">
+    <w:abstractNumId w:val="9"/>
+  </w:num>
+  <w:num w:numId="8" w16cid:durableId="1354303721">
+    <w:abstractNumId w:val="8"/>
+  </w:num>
+  <w:num w:numId="9" w16cid:durableId="373578755">
     <w:abstractNumId w:val="3"/>
   </w:num>
-  <w:num w:numId="7" w16cid:durableId="1309238415">
-    <w:abstractNumId w:val="7"/>
-  </w:num>
-  <w:num w:numId="8" w16cid:durableId="1354303721">
-    <w:abstractNumId w:val="6"/>
+  <w:num w:numId="10" w16cid:durableId="1985698536">
+    <w:abstractNumId w:val="4"/>
   </w:num>
 </w:numbering>
 </file>
@@ -3727,7 +3942,6 @@
   <w:style w:type="character" w:default="1" w:styleId="a0">
     <w:name w:val="Default Paragraph Font"/>
     <w:uiPriority w:val="1"/>
-    <w:semiHidden/>
     <w:unhideWhenUsed/>
   </w:style>
   <w:style w:type="table" w:default="1" w:styleId="a1">
@@ -3996,6 +4210,18 @@
     <w:rPr>
       <w:color w:val="605E5C"/>
       <w:shd w:val="clear" w:color="auto" w:fill="E1DFDD"/>
+    </w:rPr>
+  </w:style>
+  <w:style w:type="character" w:styleId="af7">
+    <w:name w:val="FollowedHyperlink"/>
+    <w:basedOn w:val="a0"/>
+    <w:uiPriority w:val="99"/>
+    <w:semiHidden/>
+    <w:unhideWhenUsed/>
+    <w:rsid w:val="003B03CF"/>
+    <w:rPr>
+      <w:color w:val="96607D" w:themeColor="followedHyperlink"/>
+      <w:u w:val="single"/>
     </w:rPr>
   </w:style>
 </w:styles>
